--- a/public/templates-clean/orhideelor/4. Anexa 1.docx
+++ b/public/templates-clean/orhideelor/4. Anexa 1.docx
@@ -69,14 +69,14 @@
           <w:w w:val="130"/>
           <w:sz w:val="32"/>
         </w:rPr>
-        <w:t xml:space="preserve"> </w:t>
+        <w:t xml:space="preserve"/>
       </w:r>
       <w:r>
         <w:rPr>
           <w:w w:val="130"/>
           <w:sz w:val="32"/>
         </w:rPr>
-        <w:t>Contractul nr. {NUMAR_CONTRACT}/12.07</w:t>
+        <w:t>Contractul nr. {NUMAR_CONTRACT}/{DATA_CONTRACT}</w:t>
       </w:r>
       <w:r>
         <w:rPr>
@@ -84,7 +84,7 @@
           <w:w w:val="130"/>
           <w:sz w:val="32"/>
         </w:rPr>
-        <w:t xml:space="preserve"> </w:t>
+        <w:t xml:space="preserve"/>
       </w:r>
       <w:r>
         <w:rPr>
@@ -119,7 +119,7 @@
           <w:w w:val="130"/>
           <w:sz w:val="32"/>
         </w:rPr>
-        <w:t>.2026</w:t>
+        <w:t/>
       </w:r>
     </w:p>
     <w:p>
